--- a/최종보고서.docx
+++ b/최종보고서.docx
@@ -1704,21 +1704,7 @@
         <w:rPr>
           <w:rFonts w:hint="eastAsia"/>
         </w:rPr>
-        <w:t xml:space="preserve">을 통해 (1) 비수도권에서 관광의 핵심이 되는 허브 관광지가 어디인지,  (2) 허브 관광지와 주변 인프라 간에 어떤 관련성이 있는지, (3) 허브를 중심으로 주변 관광지와 연계 동선을 구성할 수 </w:t>
-      </w:r>
-      <w:proofErr w:type="spellStart"/>
-      <w:r>
-        <w:rPr>
-          <w:rFonts w:hint="eastAsia"/>
-        </w:rPr>
-        <w:t>있는지의</w:t>
-      </w:r>
-      <w:proofErr w:type="spellEnd"/>
-      <w:r>
-        <w:rPr>
-          <w:rFonts w:hint="eastAsia"/>
-        </w:rPr>
-        <w:t xml:space="preserve"> 세가지 핵심 질문에 답하는 것을 목표로 한다. </w:t>
+        <w:t xml:space="preserve">을 통해 (1) 비수도권에서 관광의 핵심이 되는 허브 관광지가 어디인지,  (2) 허브 관광지와 주변 인프라 간에 어떤 관련성이 있는지, (3) 허브를 중심으로 주변 관광지와 연계 동선을 구성할 수 있는지의 세가지 핵심 질문에 답하는 것을 목표로 한다. </w:t>
       </w:r>
     </w:p>
     <w:p>
@@ -1752,7 +1738,6 @@
         </w:rPr>
         <w:t xml:space="preserve">전체 파이프라인은 데이터 수집, 데이터 적재, 데이터 처리 및 분석, 시각화의 4단계로 구성된다. 한국관광공사 공공데이터 </w:t>
       </w:r>
-      <w:proofErr w:type="spellStart"/>
       <w:r>
         <w:rPr>
           <w:lang w:val="en-US"/>
@@ -1764,15 +1749,7 @@
           <w:rFonts w:hint="eastAsia"/>
           <w:lang w:val="en-US"/>
         </w:rPr>
-        <w:t>를</w:t>
-      </w:r>
-      <w:proofErr w:type="spellEnd"/>
-      <w:r>
-        <w:rPr>
-          <w:rFonts w:hint="eastAsia"/>
-          <w:lang w:val="en-US"/>
-        </w:rPr>
-        <w:t xml:space="preserve"> </w:t>
+        <w:t xml:space="preserve">를 </w:t>
       </w:r>
       <w:r>
         <w:rPr>
@@ -1819,21 +1796,12 @@
         </w:rPr>
         <w:t>HDFS</w:t>
       </w:r>
-      <w:proofErr w:type="spellStart"/>
-      <w:r>
-        <w:rPr>
-          <w:rFonts w:hint="eastAsia"/>
-          <w:lang w:val="en-US"/>
-        </w:rPr>
-        <w:t>에</w:t>
-      </w:r>
-      <w:proofErr w:type="spellEnd"/>
-      <w:r>
-        <w:rPr>
-          <w:rFonts w:hint="eastAsia"/>
-          <w:lang w:val="en-US"/>
-        </w:rPr>
-        <w:t xml:space="preserve"> 적재한다. 적재한 데이터는 각각 </w:t>
+      <w:r>
+        <w:rPr>
+          <w:rFonts w:hint="eastAsia"/>
+          <w:lang w:val="en-US"/>
+        </w:rPr>
+        <w:t xml:space="preserve">에 적재한다. 적재한 데이터는 각각 </w:t>
       </w:r>
       <w:r>
         <w:rPr>
@@ -1880,37 +1848,12 @@
         </w:rPr>
         <w:t>matplotlib</w:t>
       </w:r>
-      <w:proofErr w:type="spellStart"/>
-      <w:r>
-        <w:rPr>
-          <w:rFonts w:hint="eastAsia"/>
-          <w:lang w:val="en-US"/>
-        </w:rPr>
-        <w:t>를</w:t>
-      </w:r>
-      <w:proofErr w:type="spellEnd"/>
-      <w:r>
-        <w:rPr>
-          <w:rFonts w:hint="eastAsia"/>
-          <w:lang w:val="en-US"/>
-        </w:rPr>
-        <w:t xml:space="preserve"> 이용한 차트로 </w:t>
-      </w:r>
-      <w:proofErr w:type="spellStart"/>
-      <w:r>
-        <w:rPr>
-          <w:rFonts w:hint="eastAsia"/>
-          <w:lang w:val="en-US"/>
-        </w:rPr>
-        <w:t>시각화한다</w:t>
-      </w:r>
-      <w:proofErr w:type="spellEnd"/>
-      <w:r>
-        <w:rPr>
-          <w:rFonts w:hint="eastAsia"/>
-          <w:lang w:val="en-US"/>
-        </w:rPr>
-        <w:t xml:space="preserve">. 실행환경은 </w:t>
+      <w:r>
+        <w:rPr>
+          <w:rFonts w:hint="eastAsia"/>
+          <w:lang w:val="en-US"/>
+        </w:rPr>
+        <w:t xml:space="preserve">를 이용한 차트로 시각화한다. 실행환경은 </w:t>
       </w:r>
       <w:r>
         <w:rPr>
@@ -1931,21 +1874,12 @@
         </w:rPr>
         <w:t xml:space="preserve">HDP </w:t>
       </w:r>
-      <w:proofErr w:type="spellStart"/>
-      <w:r>
-        <w:rPr>
-          <w:rFonts w:hint="eastAsia"/>
-          <w:lang w:val="en-US"/>
-        </w:rPr>
-        <w:t>샌드박스다</w:t>
-      </w:r>
-      <w:proofErr w:type="spellEnd"/>
-      <w:r>
-        <w:rPr>
-          <w:rFonts w:hint="eastAsia"/>
-          <w:lang w:val="en-US"/>
-        </w:rPr>
-        <w:t xml:space="preserve">. 모든 분석 및 시각화 결과는 </w:t>
+      <w:r>
+        <w:rPr>
+          <w:rFonts w:hint="eastAsia"/>
+          <w:lang w:val="en-US"/>
+        </w:rPr>
+        <w:t xml:space="preserve">샌드박스다. 모든 분석 및 시각화 결과는 </w:t>
       </w:r>
       <w:r>
         <w:rPr>
@@ -1958,23 +1892,7 @@
           <w:rFonts w:hint="eastAsia"/>
           <w:lang w:val="en-US"/>
         </w:rPr>
-        <w:t xml:space="preserve"> 터미널과 컨테이너 내부 웹서버를 </w:t>
-      </w:r>
-      <w:proofErr w:type="spellStart"/>
-      <w:r>
-        <w:rPr>
-          <w:rFonts w:hint="eastAsia"/>
-          <w:lang w:val="en-US"/>
-        </w:rPr>
-        <w:t>포트포워딩</w:t>
-      </w:r>
-      <w:proofErr w:type="spellEnd"/>
-      <w:r>
-        <w:rPr>
-          <w:rFonts w:hint="eastAsia"/>
-          <w:lang w:val="en-US"/>
-        </w:rPr>
-        <w:t>(</w:t>
+        <w:t xml:space="preserve"> 터미널과 컨테이너 내부 웹서버를 포트포워딩(</w:t>
       </w:r>
       <w:r>
         <w:rPr>
@@ -2104,25 +2022,8 @@
           <w:rFonts w:hint="eastAsia"/>
           <w:lang w:val="en-US"/>
         </w:rPr>
-        <w:t xml:space="preserve"> 3가지이며, </w:t>
-      </w:r>
-      <w:proofErr w:type="spellStart"/>
-      <w:r>
-        <w:rPr>
-          <w:rFonts w:hint="eastAsia"/>
-          <w:lang w:val="en-US"/>
-        </w:rPr>
-        <w:t>공공데이터포털의</w:t>
-      </w:r>
-      <w:proofErr w:type="spellEnd"/>
-      <w:r>
-        <w:rPr>
-          <w:rFonts w:hint="eastAsia"/>
-          <w:lang w:val="en-US"/>
-        </w:rPr>
-        <w:t xml:space="preserve"> </w:t>
-      </w:r>
-      <w:proofErr w:type="spellStart"/>
+        <w:t xml:space="preserve"> 3가지이며, 공공데이터포털의 </w:t>
+      </w:r>
       <w:r>
         <w:rPr>
           <w:lang w:val="en-US"/>
@@ -2134,15 +2035,7 @@
           <w:rFonts w:hint="eastAsia"/>
           <w:lang w:val="en-US"/>
         </w:rPr>
-        <w:t>를</w:t>
-      </w:r>
-      <w:proofErr w:type="spellEnd"/>
-      <w:r>
-        <w:rPr>
-          <w:rFonts w:hint="eastAsia"/>
-          <w:lang w:val="en-US"/>
-        </w:rPr>
-        <w:t xml:space="preserve"> </w:t>
+        <w:t xml:space="preserve">를 </w:t>
       </w:r>
       <w:r>
         <w:rPr>
@@ -2150,21 +2043,12 @@
         </w:rPr>
         <w:t>Python(requests)</w:t>
       </w:r>
-      <w:proofErr w:type="spellStart"/>
-      <w:r>
-        <w:rPr>
-          <w:rFonts w:hint="eastAsia"/>
-          <w:lang w:val="en-US"/>
-        </w:rPr>
-        <w:t>를</w:t>
-      </w:r>
-      <w:proofErr w:type="spellEnd"/>
-      <w:r>
-        <w:rPr>
-          <w:rFonts w:hint="eastAsia"/>
-          <w:lang w:val="en-US"/>
-        </w:rPr>
-        <w:t xml:space="preserve"> 통해 수집했다. 해당 데이터를 시/군/구 별로 월별 데이터 형태로 반복 호출했다. 최종적으로 2024년 1월 1일부터 2025년 5월 31일까지 17개월 간의 데이터를 수집하여 총 139</w:t>
+      <w:r>
+        <w:rPr>
+          <w:rFonts w:hint="eastAsia"/>
+          <w:lang w:val="en-US"/>
+        </w:rPr>
+        <w:t>를 통해 수집했다. 해당 데이터를 시/군/구 별로 월별 데이터 형태로 반복 호출했다. 최종적으로 2024년 1월 1일부터 2025년 5월 31일까지 17개월 간의 데이터를 수집하여 총 139</w:t>
       </w:r>
       <w:r>
         <w:rPr>
@@ -2307,21 +2191,12 @@
         </w:rPr>
         <w:t>Python</w:t>
       </w:r>
-      <w:proofErr w:type="spellStart"/>
-      <w:r>
-        <w:rPr>
-          <w:rFonts w:hint="eastAsia"/>
-          <w:lang w:val="en-US"/>
-        </w:rPr>
-        <w:t>으로</w:t>
-      </w:r>
-      <w:proofErr w:type="spellEnd"/>
-      <w:r>
-        <w:rPr>
-          <w:rFonts w:hint="eastAsia"/>
-          <w:lang w:val="en-US"/>
-        </w:rPr>
-        <w:t xml:space="preserve"> 평탄화 과정을 거친 뒤에 관광지(p</w:t>
+      <w:r>
+        <w:rPr>
+          <w:rFonts w:hint="eastAsia"/>
+          <w:lang w:val="en-US"/>
+        </w:rPr>
+        <w:t>으로 평탄화 과정을 거친 뒤에 관광지(p</w:t>
       </w:r>
       <w:r>
         <w:rPr>
@@ -2381,21 +2256,12 @@
         </w:rPr>
         <w:t>HDFS</w:t>
       </w:r>
-      <w:proofErr w:type="spellStart"/>
-      <w:r>
-        <w:rPr>
-          <w:rFonts w:hint="eastAsia"/>
-          <w:lang w:val="en-US"/>
-        </w:rPr>
-        <w:t>에</w:t>
-      </w:r>
-      <w:proofErr w:type="spellEnd"/>
-      <w:r>
-        <w:rPr>
-          <w:rFonts w:hint="eastAsia"/>
-          <w:lang w:val="en-US"/>
-        </w:rPr>
-        <w:t xml:space="preserve"> 적재했다. 먼저 </w:t>
+      <w:r>
+        <w:rPr>
+          <w:rFonts w:hint="eastAsia"/>
+          <w:lang w:val="en-US"/>
+        </w:rPr>
+        <w:t xml:space="preserve">에 적재했다. 먼저 </w:t>
       </w:r>
       <w:r>
         <w:rPr>
@@ -2421,23 +2287,7 @@
           <w:rFonts w:hint="eastAsia"/>
           <w:lang w:val="en-US"/>
         </w:rPr>
-        <w:t xml:space="preserve">하여 </w:t>
-      </w:r>
-      <w:proofErr w:type="spellStart"/>
-      <w:r>
-        <w:rPr>
-          <w:rFonts w:hint="eastAsia"/>
-          <w:lang w:val="en-US"/>
-        </w:rPr>
-        <w:t>시군구별</w:t>
-      </w:r>
-      <w:proofErr w:type="spellEnd"/>
-      <w:r>
-        <w:rPr>
-          <w:rFonts w:hint="eastAsia"/>
-          <w:lang w:val="en-US"/>
-        </w:rPr>
-        <w:t xml:space="preserve"> 일평균 방문자수와 표준편차를 계산했다. </w:t>
+        <w:t xml:space="preserve">하여 시군구별 일평균 방문자수와 표준편차를 계산했다. </w:t>
       </w:r>
       <w:r>
         <w:rPr>
@@ -2467,163 +2317,105 @@
         </w:rPr>
         <w:t>Spark</w:t>
       </w:r>
-      <w:proofErr w:type="spellStart"/>
-      <w:r>
-        <w:rPr>
-          <w:rFonts w:hint="eastAsia"/>
-          <w:lang w:val="en-US"/>
-        </w:rPr>
-        <w:t>를</w:t>
-      </w:r>
-      <w:proofErr w:type="spellEnd"/>
-      <w:r>
-        <w:rPr>
-          <w:rFonts w:hint="eastAsia"/>
-          <w:lang w:val="en-US"/>
-        </w:rPr>
-        <w:t xml:space="preserve"> 사용해 연관 관광지 데이터에서 한 관광지가 서로 다른 </w:t>
-      </w:r>
-      <w:proofErr w:type="spellStart"/>
-      <w:r>
-        <w:rPr>
-          <w:rFonts w:hint="eastAsia"/>
-          <w:lang w:val="en-US"/>
-        </w:rPr>
-        <w:t>몇개의</w:t>
-      </w:r>
-      <w:proofErr w:type="spellEnd"/>
-      <w:r>
-        <w:rPr>
-          <w:rFonts w:hint="eastAsia"/>
-          <w:lang w:val="en-US"/>
-        </w:rPr>
-        <w:t xml:space="preserve"> 관광지들과 함께 </w:t>
-      </w:r>
-      <w:proofErr w:type="spellStart"/>
-      <w:r>
-        <w:rPr>
-          <w:rFonts w:hint="eastAsia"/>
-          <w:lang w:val="en-US"/>
-        </w:rPr>
-        <w:t>방문되는지</w:t>
-      </w:r>
-      <w:proofErr w:type="spellEnd"/>
-      <w:r>
-        <w:rPr>
-          <w:rFonts w:hint="eastAsia"/>
-          <w:lang w:val="en-US"/>
-        </w:rPr>
-        <w:t>((</w:t>
-      </w:r>
-      <w:proofErr w:type="spellStart"/>
+      <w:r>
+        <w:rPr>
+          <w:rFonts w:hint="eastAsia"/>
+          <w:lang w:val="en-US"/>
+        </w:rPr>
+        <w:t>를 사용해 연관 관광지 데이터에서 한 관광지가 서로 다른 몇개의 관광지들과 함께 방문되는지((</w:t>
+      </w:r>
       <w:r>
         <w:rPr>
           <w:lang w:val="en-US"/>
         </w:rPr>
         <w:t>Tmap</w:t>
       </w:r>
-      <w:proofErr w:type="spellEnd"/>
-      <w:r>
-        <w:rPr>
-          <w:rFonts w:hint="eastAsia"/>
+      <w:r>
+        <w:rPr>
+          <w:rFonts w:hint="eastAsia"/>
+          <w:lang w:val="en-US"/>
+        </w:rPr>
+        <w:t xml:space="preserve"> 네이게이션</w:t>
+      </w:r>
+      <w:r>
+        <w:rPr>
           <w:lang w:val="en-US"/>
         </w:rPr>
         <w:t xml:space="preserve"> </w:t>
       </w:r>
-      <w:proofErr w:type="spellStart"/>
-      <w:r>
-        <w:rPr>
-          <w:rFonts w:hint="eastAsia"/>
-          <w:lang w:val="en-US"/>
-        </w:rPr>
-        <w:t>네이게이션</w:t>
-      </w:r>
-      <w:proofErr w:type="spellEnd"/>
+      <w:r>
+        <w:rPr>
+          <w:rFonts w:hint="eastAsia"/>
+          <w:lang w:val="en-US"/>
+        </w:rPr>
+        <w:t>함께방문 데이터)를 집계</w:t>
+      </w:r>
+      <w:r>
+        <w:rPr>
+          <w:lang w:val="en-US"/>
+        </w:rPr>
+        <w:t>(GROUP BY, COUNT DISTINCT)</w:t>
+      </w:r>
+      <w:r>
+        <w:rPr>
+          <w:rFonts w:hint="eastAsia"/>
+          <w:lang w:val="en-US"/>
+        </w:rPr>
+        <w:t xml:space="preserve">하여 이를 </w:t>
+      </w:r>
+      <w:r>
+        <w:rPr>
+          <w:lang w:val="en-US"/>
+        </w:rPr>
+        <w:t>‘</w:t>
+      </w:r>
+      <w:r>
+        <w:rPr>
+          <w:rFonts w:hint="eastAsia"/>
+          <w:lang w:val="en-US"/>
+        </w:rPr>
+        <w:t>연결성</w:t>
+      </w:r>
+      <w:r>
+        <w:rPr>
+          <w:lang w:val="en-US"/>
+        </w:rPr>
+        <w:t>’</w:t>
+      </w:r>
+      <w:r>
+        <w:rPr>
+          <w:rFonts w:hint="eastAsia"/>
+          <w:lang w:val="en-US"/>
+        </w:rPr>
+        <w:t>으로 정의하고, 연결성이 높은 관광지를</w:t>
+      </w:r>
       <w:r>
         <w:rPr>
           <w:lang w:val="en-US"/>
         </w:rPr>
         <w:t xml:space="preserve"> </w:t>
       </w:r>
-      <w:proofErr w:type="spellStart"/>
-      <w:r>
-        <w:rPr>
-          <w:rFonts w:hint="eastAsia"/>
-          <w:lang w:val="en-US"/>
-        </w:rPr>
-        <w:t>함께방문</w:t>
-      </w:r>
-      <w:proofErr w:type="spellEnd"/>
-      <w:r>
-        <w:rPr>
-          <w:rFonts w:hint="eastAsia"/>
-          <w:lang w:val="en-US"/>
-        </w:rPr>
-        <w:t xml:space="preserve"> 데이터)</w:t>
-      </w:r>
-      <w:proofErr w:type="spellStart"/>
-      <w:r>
-        <w:rPr>
-          <w:rFonts w:hint="eastAsia"/>
-          <w:lang w:val="en-US"/>
-        </w:rPr>
-        <w:t>를</w:t>
-      </w:r>
-      <w:proofErr w:type="spellEnd"/>
-      <w:r>
-        <w:rPr>
-          <w:rFonts w:hint="eastAsia"/>
-          <w:lang w:val="en-US"/>
-        </w:rPr>
-        <w:t xml:space="preserve"> 집계</w:t>
-      </w:r>
-      <w:r>
-        <w:rPr>
-          <w:lang w:val="en-US"/>
-        </w:rPr>
-        <w:t>(GROUP BY, COUNT DISTINCT)</w:t>
-      </w:r>
-      <w:r>
-        <w:rPr>
-          <w:rFonts w:hint="eastAsia"/>
-          <w:lang w:val="en-US"/>
-        </w:rPr>
-        <w:t xml:space="preserve">하여 이를 </w:t>
-      </w:r>
-      <w:r>
-        <w:rPr>
-          <w:lang w:val="en-US"/>
-        </w:rPr>
-        <w:t>‘</w:t>
-      </w:r>
-      <w:r>
-        <w:rPr>
-          <w:rFonts w:hint="eastAsia"/>
-          <w:lang w:val="en-US"/>
-        </w:rPr>
-        <w:t>연결성</w:t>
-      </w:r>
-      <w:r>
-        <w:rPr>
-          <w:lang w:val="en-US"/>
-        </w:rPr>
-        <w:t>’</w:t>
-      </w:r>
-      <w:proofErr w:type="spellStart"/>
-      <w:r>
-        <w:rPr>
-          <w:rFonts w:hint="eastAsia"/>
-          <w:lang w:val="en-US"/>
-        </w:rPr>
-        <w:t>으로</w:t>
-      </w:r>
-      <w:proofErr w:type="spellEnd"/>
-      <w:r>
-        <w:rPr>
-          <w:rFonts w:hint="eastAsia"/>
-          <w:lang w:val="en-US"/>
-        </w:rPr>
-        <w:t xml:space="preserve"> 정의하고, 연결성이 높은 관광지를</w:t>
+      <w:r>
+        <w:rPr>
+          <w:rFonts w:hint="eastAsia"/>
+          <w:lang w:val="en-US"/>
+        </w:rPr>
+        <w:t xml:space="preserve">핵심 허브 관광지로 분석했다. </w:t>
+      </w:r>
+    </w:p>
+    <w:p>
+      <w:pPr>
+        <w:pStyle w:val="ad"/>
+        <w:rPr>
+          <w:lang w:val="en-US"/>
+        </w:rPr>
+      </w:pPr>
+      <w:r>
+        <w:rPr>
+          <w:rFonts w:hint="eastAsia"/>
+          <w:lang w:val="en-US"/>
+        </w:rPr>
+        <w:t>두번째로 핵심 허브 관광지는 여행 과정에서 가장 많이 연계되는 지점이라는 점을 고려하여, 핵심 허브 관광지와 주변 인프라 간의 상관관계를 도출하고자 하였다. 연결성 상위 50개의 관광지와 5km</w:t>
       </w:r>
       <w:r>
         <w:rPr>
@@ -2636,7 +2428,33 @@
           <w:rFonts w:hint="eastAsia"/>
           <w:lang w:val="en-US"/>
         </w:rPr>
-        <w:t xml:space="preserve">핵심 허브 관광지로 분석했다. </w:t>
+        <w:t xml:space="preserve">이내 숙박/음식/쇼핑 카테고리 </w:t>
+      </w:r>
+      <w:r>
+        <w:rPr>
+          <w:lang w:val="en-US"/>
+        </w:rPr>
+        <w:t>POI</w:t>
+      </w:r>
+      <w:r>
+        <w:rPr>
+          <w:rFonts w:hint="eastAsia"/>
+          <w:lang w:val="en-US"/>
+        </w:rPr>
+        <w:t xml:space="preserve">를 </w:t>
+      </w:r>
+      <w:r>
+        <w:rPr>
+          <w:lang w:val="en-US"/>
+        </w:rPr>
+        <w:t>CROSS JOIN</w:t>
+      </w:r>
+      <w:r>
+        <w:rPr>
+          <w:rFonts w:hint="eastAsia"/>
+          <w:lang w:val="en-US"/>
+        </w:rPr>
+        <w:t xml:space="preserve">하여 인기 허브 관광지와 주변 인프라 수를 집계하고, 연결성과 인프라 밀집도 간의 피어슨 상관계수를 산출했다. </w:t>
       </w:r>
     </w:p>
     <w:p>
@@ -2651,85 +2469,6 @@
           <w:rFonts w:hint="eastAsia"/>
           <w:lang w:val="en-US"/>
         </w:rPr>
-        <w:t>두번째로 핵심 허브 관광지는 여행 과정에서 가장 많이 연계되는 지점이라는 점을 고려하여, 핵심 허브 관광지와 주변 인프라 간의 상관관계를 도출하고자 하였다. 연결성 상위 50개의 관광지와 5km</w:t>
-      </w:r>
-      <w:r>
-        <w:rPr>
-          <w:lang w:val="en-US"/>
-        </w:rPr>
-        <w:t xml:space="preserve"> </w:t>
-      </w:r>
-      <w:r>
-        <w:rPr>
-          <w:rFonts w:hint="eastAsia"/>
-          <w:lang w:val="en-US"/>
-        </w:rPr>
-        <w:t xml:space="preserve">이내 숙박/음식/쇼핑 카테고리 </w:t>
-      </w:r>
-      <w:r>
-        <w:rPr>
-          <w:lang w:val="en-US"/>
-        </w:rPr>
-        <w:t>POI</w:t>
-      </w:r>
-      <w:proofErr w:type="spellStart"/>
-      <w:r>
-        <w:rPr>
-          <w:rFonts w:hint="eastAsia"/>
-          <w:lang w:val="en-US"/>
-        </w:rPr>
-        <w:t>를</w:t>
-      </w:r>
-      <w:proofErr w:type="spellEnd"/>
-      <w:r>
-        <w:rPr>
-          <w:rFonts w:hint="eastAsia"/>
-          <w:lang w:val="en-US"/>
-        </w:rPr>
-        <w:t xml:space="preserve"> </w:t>
-      </w:r>
-      <w:r>
-        <w:rPr>
-          <w:lang w:val="en-US"/>
-        </w:rPr>
-        <w:t>CROSS JOIN</w:t>
-      </w:r>
-      <w:r>
-        <w:rPr>
-          <w:rFonts w:hint="eastAsia"/>
-          <w:lang w:val="en-US"/>
-        </w:rPr>
-        <w:t xml:space="preserve">하여 인기 허브 관광지와 주변 인프라 수를 집계하고, 연결성과 인프라 밀집도 간의 </w:t>
-      </w:r>
-      <w:proofErr w:type="spellStart"/>
-      <w:r>
-        <w:rPr>
-          <w:rFonts w:hint="eastAsia"/>
-          <w:lang w:val="en-US"/>
-        </w:rPr>
-        <w:t>피어슨</w:t>
-      </w:r>
-      <w:proofErr w:type="spellEnd"/>
-      <w:r>
-        <w:rPr>
-          <w:rFonts w:hint="eastAsia"/>
-          <w:lang w:val="en-US"/>
-        </w:rPr>
-        <w:t xml:space="preserve"> 상관계수를 산출했다. </w:t>
-      </w:r>
-    </w:p>
-    <w:p>
-      <w:pPr>
-        <w:pStyle w:val="ad"/>
-        <w:rPr>
-          <w:lang w:val="en-US"/>
-        </w:rPr>
-      </w:pPr>
-      <w:r>
-        <w:rPr>
-          <w:rFonts w:hint="eastAsia"/>
-          <w:lang w:val="en-US"/>
-        </w:rPr>
         <w:t xml:space="preserve">마지막으로 가장 연결성이 높았던 인기 지자체를 선정하여 해당 지역의 핵심 허브 관광지 12곳을 </w:t>
       </w:r>
       <w:r>
@@ -2738,37 +2477,12 @@
         </w:rPr>
         <w:t>MST(</w:t>
       </w:r>
-      <w:proofErr w:type="spellStart"/>
-      <w:r>
-        <w:rPr>
-          <w:rFonts w:hint="eastAsia"/>
-          <w:lang w:val="en-US"/>
-        </w:rPr>
-        <w:t>최소신장트리</w:t>
-      </w:r>
-      <w:proofErr w:type="spellEnd"/>
-      <w:r>
-        <w:rPr>
-          <w:rFonts w:hint="eastAsia"/>
-          <w:lang w:val="en-US"/>
-        </w:rPr>
-        <w:t>)</w:t>
-      </w:r>
-      <w:proofErr w:type="spellStart"/>
-      <w:r>
-        <w:rPr>
-          <w:rFonts w:hint="eastAsia"/>
-          <w:lang w:val="en-US"/>
-        </w:rPr>
-        <w:t>를</w:t>
-      </w:r>
-      <w:proofErr w:type="spellEnd"/>
-      <w:r>
-        <w:rPr>
-          <w:rFonts w:hint="eastAsia"/>
-          <w:lang w:val="en-US"/>
-        </w:rPr>
-        <w:t xml:space="preserve"> 사용해 최근접 동선으로 추천 경로를 도출했다.</w:t>
+      <w:r>
+        <w:rPr>
+          <w:rFonts w:hint="eastAsia"/>
+          <w:lang w:val="en-US"/>
+        </w:rPr>
+        <w:t>최소신장트리)를 사용해 최근접 동선으로 추천 경로를 도출했다.</w:t>
       </w:r>
     </w:p>
     <w:p>
@@ -2886,7 +2600,7 @@
           <w:lang w:val="en-US"/>
         </w:rPr>
         <w:drawing>
-          <wp:inline distT="0" distB="0" distL="0" distR="0" wp14:anchorId="7D1D3951" wp14:editId="1D22D205">
+          <wp:inline distT="0" distB="0" distL="0" distR="0" wp14:anchorId="7D1D3951" wp14:editId="3B60140E">
             <wp:extent cx="4835770" cy="2787559"/>
             <wp:effectExtent l="0" t="0" r="3175" b="0"/>
             <wp:docPr id="73991691" name="그림 13"/>
@@ -2987,21 +2701,12 @@
         </w:rPr>
         <w:t>’</w:t>
       </w:r>
-      <w:proofErr w:type="spellStart"/>
-      <w:r>
-        <w:rPr>
-          <w:rFonts w:hint="eastAsia"/>
-          <w:lang w:val="en-US"/>
-        </w:rPr>
-        <w:t>를</w:t>
-      </w:r>
-      <w:proofErr w:type="spellEnd"/>
-      <w:r>
-        <w:rPr>
-          <w:rFonts w:hint="eastAsia"/>
-          <w:lang w:val="en-US"/>
-        </w:rPr>
-        <w:t xml:space="preserve"> 도출하는데 사용하기로 결정했다. </w:t>
+      <w:r>
+        <w:rPr>
+          <w:rFonts w:hint="eastAsia"/>
+          <w:lang w:val="en-US"/>
+        </w:rPr>
+        <w:t xml:space="preserve">를 도출하는데 사용하기로 결정했다. </w:t>
       </w:r>
     </w:p>
     <w:p>
@@ -3099,7 +2804,7 @@
           <w:lang w:val="en-US"/>
         </w:rPr>
         <w:drawing>
-          <wp:inline distT="0" distB="0" distL="0" distR="0" wp14:anchorId="391C95C2" wp14:editId="4F702AB2">
+          <wp:inline distT="0" distB="0" distL="0" distR="0" wp14:anchorId="391C95C2" wp14:editId="31BD0470">
             <wp:extent cx="4414338" cy="2751992"/>
             <wp:effectExtent l="0" t="0" r="5715" b="4445"/>
             <wp:docPr id="204436575" name="그림 12"/>
@@ -3413,37 +3118,12 @@
         </w:rPr>
         <w:t>MST</w:t>
       </w:r>
-      <w:proofErr w:type="spellStart"/>
-      <w:r>
-        <w:rPr>
-          <w:rFonts w:hint="eastAsia"/>
-          <w:lang w:val="en-US"/>
-        </w:rPr>
-        <w:t>를</w:t>
-      </w:r>
-      <w:proofErr w:type="spellEnd"/>
-      <w:r>
-        <w:rPr>
-          <w:rFonts w:hint="eastAsia"/>
-          <w:lang w:val="en-US"/>
-        </w:rPr>
-        <w:t xml:space="preserve"> 사용해 최적의 </w:t>
-      </w:r>
-      <w:proofErr w:type="spellStart"/>
-      <w:r>
-        <w:rPr>
-          <w:rFonts w:hint="eastAsia"/>
-          <w:lang w:val="en-US"/>
-        </w:rPr>
-        <w:t>이동동선을</w:t>
-      </w:r>
-      <w:proofErr w:type="spellEnd"/>
-      <w:r>
-        <w:rPr>
-          <w:rFonts w:hint="eastAsia"/>
-          <w:lang w:val="en-US"/>
-        </w:rPr>
-        <w:t xml:space="preserve"> 도출해냈다. 해당 분석 결과를 바탕으로 지도에 시각화한 내용은 다음과 같다. </w:t>
+      <w:r>
+        <w:rPr>
+          <w:rFonts w:hint="eastAsia"/>
+          <w:lang w:val="en-US"/>
+        </w:rPr>
+        <w:t xml:space="preserve">를 사용해 최적의 이동동선을 도출해냈다. 해당 분석 결과를 바탕으로 지도에 시각화한 내용은 다음과 같다. </w:t>
       </w:r>
     </w:p>
     <w:p>
@@ -3547,14 +3227,12 @@
         </w:rPr>
         <w:t xml:space="preserve">거나 많은 수의 관광지가 밀집되어 있는 경우, 해당 지역의 관광지들은 연결성이 높게 나타날 수 있다. 또한 </w:t>
       </w:r>
-      <w:proofErr w:type="spellStart"/>
       <w:r>
         <w:rPr>
           <w:lang w:val="en-US"/>
         </w:rPr>
         <w:t>Tmap</w:t>
       </w:r>
-      <w:proofErr w:type="spellEnd"/>
       <w:r>
         <w:rPr>
           <w:rFonts w:hint="eastAsia"/>
@@ -3647,21 +3325,7 @@
         <w:rPr>
           <w:rFonts w:hint="eastAsia"/>
         </w:rPr>
-        <w:t xml:space="preserve">, </w:t>
-      </w:r>
-      <w:proofErr w:type="spellStart"/>
-      <w:r>
-        <w:rPr>
-          <w:rFonts w:hint="eastAsia"/>
-        </w:rPr>
-        <w:t>한국콘텐츠학회</w:t>
-      </w:r>
-      <w:proofErr w:type="spellEnd"/>
-      <w:r>
-        <w:rPr>
-          <w:rFonts w:hint="eastAsia"/>
-        </w:rPr>
-        <w:t xml:space="preserve"> 2011년도 춘계종합학술대회 논문집, 2011</w:t>
+        <w:t>, 한국콘텐츠학회 2011년도 춘계종합학술대회 논문집, 2011</w:t>
       </w:r>
     </w:p>
     <w:p>
@@ -3696,36 +3360,72 @@
       </w:pPr>
       <w:r>
         <w:rPr>
-          <w:rFonts w:hint="eastAsia"/>
-        </w:rPr>
-        <w:t xml:space="preserve">코드 </w:t>
+          <w:lang w:val="en-US"/>
+        </w:rPr>
+        <w:t xml:space="preserve">MST </w:t>
+      </w:r>
+      <w:r>
+        <w:rPr>
+          <w:rFonts w:hint="eastAsia"/>
+          <w:lang w:val="en-US"/>
+        </w:rPr>
+        <w:t>도출 과정</w:t>
+      </w:r>
+      <w:r>
+        <w:rPr>
+          <w:rFonts w:hint="eastAsia"/>
+          <w:lang w:val="en-US"/>
+        </w:rPr>
+        <w:t xml:space="preserve"> 및 전체 코드 </w:t>
       </w:r>
       <w:proofErr w:type="spellStart"/>
       <w:r>
         <w:rPr>
           <w:rFonts w:hint="eastAsia"/>
-        </w:rPr>
-        <w:t>리팩터링</w:t>
+          <w:lang w:val="en-US"/>
+        </w:rPr>
+        <w:t>리팩토링</w:t>
       </w:r>
       <w:proofErr w:type="spellEnd"/>
       <w:r>
         <w:rPr>
           <w:rFonts w:hint="eastAsia"/>
-        </w:rPr>
-        <w:t xml:space="preserve"> 및 </w:t>
-      </w:r>
-      <w:r>
-        <w:rPr>
-          <w:lang w:val="en-US"/>
-        </w:rPr>
-        <w:t xml:space="preserve">MST </w:t>
-      </w:r>
-      <w:r>
-        <w:rPr>
-          <w:rFonts w:hint="eastAsia"/>
-          <w:lang w:val="en-US"/>
-        </w:rPr>
-        <w:t xml:space="preserve">도출 과정에서 </w:t>
+          <w:lang w:val="en-US"/>
+        </w:rPr>
+        <w:t xml:space="preserve">, 그리고 </w:t>
+      </w:r>
+      <w:r>
+        <w:rPr>
+          <w:lang w:val="en-US"/>
+        </w:rPr>
+        <w:t xml:space="preserve">DESIGN.md </w:t>
+      </w:r>
+      <w:r>
+        <w:rPr>
+          <w:rFonts w:hint="eastAsia"/>
+          <w:lang w:val="en-US"/>
+        </w:rPr>
+        <w:t xml:space="preserve">및 </w:t>
+      </w:r>
+      <w:r>
+        <w:rPr>
+          <w:lang w:val="en-US"/>
+        </w:rPr>
+        <w:t>README.md</w:t>
+      </w:r>
+      <w:r>
+        <w:rPr>
+          <w:rFonts w:hint="eastAsia"/>
+          <w:lang w:val="en-US"/>
+        </w:rPr>
+        <w:t xml:space="preserve"> 작성에</w:t>
+      </w:r>
+      <w:r>
+        <w:rPr>
+          <w:rFonts w:hint="eastAsia"/>
+          <w:lang w:val="en-US"/>
+        </w:rPr>
+        <w:t xml:space="preserve"> </w:t>
       </w:r>
       <w:r>
         <w:rPr>
@@ -3738,51 +3438,7 @@
           <w:rFonts w:hint="eastAsia"/>
           <w:lang w:val="en-US"/>
         </w:rPr>
-        <w:t xml:space="preserve">도구를 사용하였습니다. 모든 실행은 </w:t>
-      </w:r>
-      <w:r>
-        <w:rPr>
-          <w:lang w:val="en-US"/>
-        </w:rPr>
-        <w:t xml:space="preserve">HDP </w:t>
-      </w:r>
-      <w:proofErr w:type="spellStart"/>
-      <w:r>
-        <w:rPr>
-          <w:rFonts w:hint="eastAsia"/>
-          <w:lang w:val="en-US"/>
-        </w:rPr>
-        <w:t>샌드박스</w:t>
-      </w:r>
-      <w:proofErr w:type="spellEnd"/>
-      <w:r>
-        <w:rPr>
-          <w:rFonts w:hint="eastAsia"/>
-          <w:lang w:val="en-US"/>
-        </w:rPr>
-        <w:t xml:space="preserve"> 상에서 </w:t>
-      </w:r>
-      <w:r>
-        <w:rPr>
-          <w:lang w:val="en-US"/>
-        </w:rPr>
-        <w:t>SSH</w:t>
-      </w:r>
-      <w:proofErr w:type="spellStart"/>
-      <w:r>
-        <w:rPr>
-          <w:rFonts w:hint="eastAsia"/>
-          <w:lang w:val="en-US"/>
-        </w:rPr>
-        <w:t>를</w:t>
-      </w:r>
-      <w:proofErr w:type="spellEnd"/>
-      <w:r>
-        <w:rPr>
-          <w:rFonts w:hint="eastAsia"/>
-          <w:lang w:val="en-US"/>
-        </w:rPr>
-        <w:t xml:space="preserve"> 이용해 진행했습니다. </w:t>
+        <w:t xml:space="preserve">도구를 사용하였습니다. </w:t>
       </w:r>
     </w:p>
     <w:p>
@@ -3995,7 +3651,6 @@
         <w:szCs w:val="24"/>
       </w:rPr>
     </w:pPr>
-    <w:proofErr w:type="spellStart"/>
     <w:r>
       <w:rPr>
         <w:rFonts w:ascii="NanumGothic" w:eastAsia="NanumGothic" w:hAnsi="NanumGothic" w:cstheme="majorBidi" w:hint="eastAsia"/>
@@ -4005,7 +3660,6 @@
       </w:rPr>
       <w:t>빅데이터프로그래밍</w:t>
     </w:r>
-    <w:proofErr w:type="spellEnd"/>
     <w:r>
       <w:rPr>
         <w:rFonts w:ascii="NanumGothic" w:eastAsia="NanumGothic" w:hAnsi="NanumGothic" w:cstheme="majorBidi"/>
@@ -5875,12 +5529,7 @@
 </file>
 
 <file path=customXml/item3.xml><?xml version="1.0" encoding="utf-8"?>
-<?mso-contentType ?>
-<FormTemplates xmlns="http://schemas.microsoft.com/sharepoint/v3/contenttype/forms">
-  <Display>DocumentLibraryForm</Display>
-  <Edit>DocumentLibraryForm</Edit>
-  <New>DocumentLibraryForm</New>
-</FormTemplates>
+<b:Sources xmlns:b="http://schemas.openxmlformats.org/officeDocument/2006/bibliography" xmlns="http://schemas.openxmlformats.org/officeDocument/2006/bibliography" SelectedStyle="\APA.XSL" StyleName="APA"/>
 </file>
 
 <file path=customXml/item4.xml><?xml version="1.0" encoding="utf-8"?>
@@ -6016,7 +5665,12 @@
 </file>
 
 <file path=customXml/item5.xml><?xml version="1.0" encoding="utf-8"?>
-<b:Sources xmlns:b="http://schemas.openxmlformats.org/officeDocument/2006/bibliography" xmlns="http://schemas.openxmlformats.org/officeDocument/2006/bibliography" SelectedStyle="\APA.XSL" StyleName="APA"/>
+<?mso-contentType ?>
+<FormTemplates xmlns="http://schemas.microsoft.com/sharepoint/v3/contenttype/forms">
+  <Display>DocumentLibraryForm</Display>
+  <Edit>DocumentLibraryForm</Edit>
+  <New>DocumentLibraryForm</New>
+</FormTemplates>
 </file>
 
 <file path=customXml/itemProps1.xml><?xml version="1.0" encoding="utf-8"?>
@@ -6037,9 +5691,9 @@
 </file>
 
 <file path=customXml/itemProps3.xml><?xml version="1.0" encoding="utf-8"?>
-<ds:datastoreItem xmlns:ds="http://schemas.openxmlformats.org/officeDocument/2006/customXml" ds:itemID="{87009505-39F6-4EAB-A7C1-08781EDCF934}">
+<ds:datastoreItem xmlns:ds="http://schemas.openxmlformats.org/officeDocument/2006/customXml" ds:itemID="{55C2D997-AA64-4A98-9AC7-1971EB957835}">
   <ds:schemaRefs>
-    <ds:schemaRef ds:uri="http://schemas.microsoft.com/sharepoint/v3/contenttype/forms"/>
+    <ds:schemaRef ds:uri="http://schemas.openxmlformats.org/officeDocument/2006/bibliography"/>
   </ds:schemaRefs>
 </ds:datastoreItem>
 </file>
@@ -6063,9 +5717,9 @@
 </file>
 
 <file path=customXml/itemProps5.xml><?xml version="1.0" encoding="utf-8"?>
-<ds:datastoreItem xmlns:ds="http://schemas.openxmlformats.org/officeDocument/2006/customXml" ds:itemID="{55C2D997-AA64-4A98-9AC7-1971EB957835}">
+<ds:datastoreItem xmlns:ds="http://schemas.openxmlformats.org/officeDocument/2006/customXml" ds:itemID="{87009505-39F6-4EAB-A7C1-08781EDCF934}">
   <ds:schemaRefs>
-    <ds:schemaRef ds:uri="http://schemas.openxmlformats.org/officeDocument/2006/bibliography"/>
+    <ds:schemaRef ds:uri="http://schemas.microsoft.com/sharepoint/v3/contenttype/forms"/>
   </ds:schemaRefs>
 </ds:datastoreItem>
 </file>